--- a/outputs/dossier_ptp/lettre_motivation_transitions_pro.docx
+++ b/outputs/dossier_ptp/lettre_motivation_transitions_pro.docx
@@ -46,7 +46,7 @@
         <w:jc w:val="right"/>
       </w:pPr>
       <w:r>
-        <w:t>Le 12 March 2026</w:t>
+        <w:t>Le 13 March 2026</w:t>
       </w:r>
     </w:p>
     <w:p/>
